--- a/_materials/dogovor-pacienta/out/ИДС-имплантация-и-костная-пластика.docx
+++ b/_materials/dogovor-pacienta/out/ИДС-имплантация-и-костная-пластика.docx
@@ -835,6 +835,22 @@
           <w:i w:val="0"/>
           <w:sz w:val="21"/>
         </w:rPr>
+        <w:t>Настоящее согласие распространяется на весь курс указанного лечения, включая повторные визиты в его рамках. При существенном изменении объёма или метода лечения оформляется новое согласие.</w:t>
+      </w:r>
+    </w:p>
+    <w:p>
+      <w:pPr>
+        <w:keepNext w:val="0"/>
+        <w:spacing w:after="60"/>
+        <w:jc w:val="both"/>
+      </w:pPr>
+      <w:r>
+        <w:rPr>
+          <w:rFonts w:ascii="Times New Roman" w:hAnsi="Times New Roman" w:eastAsia="Times New Roman"/>
+          <w:b w:val="0"/>
+          <w:i w:val="0"/>
+          <w:sz w:val="21"/>
+        </w:rPr>
         <w:t>Мне была предоставлена возможность задать вопросы; ответы получены в понятной для меня форме. Текст согласия мною прочитан, его смысл и назначение мне понятны.</w:t>
       </w:r>
     </w:p>
@@ -1475,7 +1491,7 @@
     <w:qFormat/>
     <w:rsid w:val="00FC693F"/>
     <w:pPr>
-      <w:spacing w:after="60" w:line="264" w:lineRule="auto"/>
+      <w:spacing w:after="40" w:line="247" w:lineRule="auto"/>
     </w:pPr>
     <w:rPr>
       <w:rFonts w:ascii="Times New Roman" w:hAnsi="Times New Roman" w:eastAsia="Times New Roman"/>

--- a/_materials/dogovor-pacienta/out/ИДС-имплантация-и-костная-пластика.docx
+++ b/_materials/dogovor-pacienta/out/ИДС-имплантация-и-костная-пластика.docx
@@ -1034,7 +1034,7 @@
     </w:tbl>
     <w:sectPr>
       <w:footerReference w:type="default" r:id="rId9"/>
-      <w:pgSz w:w="12240" w:h="15840"/>
+      <w:pgSz w:w="11906" w:h="16838"/>
       <w:pgMar w:top="1020" w:right="850" w:bottom="907" w:left="1134" w:header="720" w:footer="720" w:gutter="0"/>
       <w:cols w:space="720"/>
       <w:docGrid w:linePitch="360"/>
